--- a/inbox/Fix Hang & regeneration errors.docx
+++ b/inbox/Fix Hang & regeneration errors.docx
@@ -47,6 +47,7 @@
         <w:rPr>
           <w:rtl w:val="0"/>
         </w:rPr>
+        <w:t xml:space="preserve">Fix the image edit hang and provider routing.</w:t>
       </w:r>
     </w:p>
     <w:p>
@@ -58,39 +59,9 @@
         <w:rPr>
           <w:rtl w:val="0"/>
         </w:rPr>
-        <w:t xml:space="preserve">Fix hang + wrong provider.</w:t>
-      </w:r>
-    </w:p>
-    <w:p>
-      <w:pPr>
-        <w:numPr>
-          <w:ilvl w:val="0"/>
-          <w:numId w:val="2"/>
-        </w:numPr>
-        <w:spacing w:after="0" w:afterAutospacing="0" w:before="240" w:lineRule="auto"/>
-        <w:ind w:left="720" w:hanging="360"/>
-      </w:pPr>
-      <w:r>
-        <w:rPr>
-          <w:rtl w:val="0"/>
-        </w:rPr>
-        <w:t xml:space="preserve">Do NOT route image edits to HF Mistral (text-only).</w:t>
-      </w:r>
-    </w:p>
-    <w:p>
-      <w:pPr>
-        <w:numPr>
-          <w:ilvl w:val="0"/>
-          <w:numId w:val="2"/>
-        </w:numPr>
-        <w:spacing w:after="240" w:before="0" w:beforeAutospacing="0" w:lineRule="auto"/>
-        <w:ind w:left="720" w:hanging="360"/>
-      </w:pPr>
-      <w:r>
-        <w:rPr>
-          <w:rtl w:val="0"/>
-        </w:rPr>
-        <w:t xml:space="preserve">Use Mistral only for prompt rewrite, not editing.</w:t>
+        <w:t xml:space="preserve">Problem:</w:t>
+        <w:br w:type="textWrapping"/>
+        <w:t xml:space="preserve"> When I request edits like “add another bird,” the app hangs after the request. It also routes to HF Mistral, which is text-only and cannot edit images.</w:t>
       </w:r>
     </w:p>
     <w:p>
@@ -102,7 +73,7 @@
         <w:rPr>
           <w:rtl w:val="0"/>
         </w:rPr>
-        <w:t xml:space="preserve">For ADD_OBJECT / edits:</w:t>
+        <w:t xml:space="preserve">Rules:</w:t>
       </w:r>
     </w:p>
     <w:p>
@@ -118,7 +89,7 @@
         <w:rPr>
           <w:rtl w:val="0"/>
         </w:rPr>
-        <w:t xml:space="preserve">require provider with image input + image output + inpainting</w:t>
+        <w:t xml:space="preserve">HF Mistral must NEVER handle image editing.</w:t>
       </w:r>
     </w:p>
     <w:p>
@@ -132,10 +103,9 @@
       </w:pPr>
       <w:r>
         <w:rPr>
-          <w:rFonts w:ascii="Arial Unicode MS" w:cs="Arial Unicode MS" w:eastAsia="Arial Unicode MS" w:hAnsi="Arial Unicode MS"/>
-          <w:rtl w:val="0"/>
-        </w:rPr>
-        <w:t xml:space="preserve">if none → show “image-edit provider needed”</w:t>
+          <w:rtl w:val="0"/>
+        </w:rPr>
+        <w:t xml:space="preserve">Mistral can only do prompt rewriting, task classification, or error explanation.</w:t>
       </w:r>
     </w:p>
     <w:p>
@@ -144,6 +114,70 @@
           <w:ilvl w:val="0"/>
           <w:numId w:val="3"/>
         </w:numPr>
+        <w:spacing w:after="0" w:afterAutospacing="0" w:before="0" w:beforeAutospacing="0" w:lineRule="auto"/>
+        <w:ind w:left="720" w:hanging="360"/>
+      </w:pPr>
+      <w:r>
+        <w:rPr>
+          <w:rtl w:val="0"/>
+        </w:rPr>
+        <w:t xml:space="preserve">ADD_OBJECT, ADD_PERSON, REMOVE_OBJECT, CHANGE_BACKGROUND, and EDIT_IMAGE require:</w:t>
+      </w:r>
+    </w:p>
+    <w:p>
+      <w:pPr>
+        <w:numPr>
+          <w:ilvl w:val="1"/>
+          <w:numId w:val="3"/>
+        </w:numPr>
+        <w:spacing w:after="0" w:afterAutospacing="0" w:before="0" w:beforeAutospacing="0" w:lineRule="auto"/>
+        <w:ind w:left="1440" w:hanging="360"/>
+      </w:pPr>
+      <w:r>
+        <w:rPr>
+          <w:rtl w:val="0"/>
+        </w:rPr>
+        <w:t xml:space="preserve">source image input</w:t>
+      </w:r>
+    </w:p>
+    <w:p>
+      <w:pPr>
+        <w:numPr>
+          <w:ilvl w:val="1"/>
+          <w:numId w:val="3"/>
+        </w:numPr>
+        <w:spacing w:after="0" w:afterAutospacing="0" w:before="0" w:beforeAutospacing="0" w:lineRule="auto"/>
+        <w:ind w:left="1440" w:hanging="360"/>
+      </w:pPr>
+      <w:r>
+        <w:rPr>
+          <w:rtl w:val="0"/>
+        </w:rPr>
+        <w:t xml:space="preserve">image output</w:t>
+      </w:r>
+    </w:p>
+    <w:p>
+      <w:pPr>
+        <w:numPr>
+          <w:ilvl w:val="1"/>
+          <w:numId w:val="3"/>
+        </w:numPr>
+        <w:spacing w:after="0" w:afterAutospacing="0" w:before="0" w:beforeAutospacing="0" w:lineRule="auto"/>
+        <w:ind w:left="1440" w:hanging="360"/>
+      </w:pPr>
+      <w:r>
+        <w:rPr>
+          <w:rtl w:val="0"/>
+        </w:rPr>
+        <w:t xml:space="preserve">inpainting/mask/edit support</w:t>
+      </w:r>
+    </w:p>
+    <w:p>
+      <w:pPr>
+        <w:numPr>
+          <w:ilvl w:val="0"/>
+          <w:numId w:val="3"/>
+        </w:numPr>
         <w:spacing w:after="240" w:before="0" w:beforeAutospacing="0" w:lineRule="auto"/>
         <w:ind w:left="720" w:hanging="360"/>
       </w:pPr>
@@ -151,7 +185,9 @@
         <w:rPr>
           <w:rtl w:val="0"/>
         </w:rPr>
-        <w:t xml:space="preserve">do NOT return same image as success</w:t>
+        <w:t xml:space="preserve">If no valid image-edit provider exists, stop immediately and show:</w:t>
+        <w:br w:type="textWrapping"/>
+        <w:t xml:space="preserve"> “Image edit provider needed. Use Manual Mask Mode or enable Gemini/Hugging Face image-edit model.”</w:t>
       </w:r>
     </w:p>
     <w:p>
@@ -163,6 +199,308 @@
         <w:rPr>
           <w:rtl w:val="0"/>
         </w:rPr>
+        <w:t xml:space="preserve">Hang fix:</w:t>
+      </w:r>
+    </w:p>
+    <w:p>
+      <w:pPr>
+        <w:numPr>
+          <w:ilvl w:val="0"/>
+          <w:numId w:val="1"/>
+        </w:numPr>
+        <w:spacing w:after="0" w:afterAutospacing="0" w:before="240" w:lineRule="auto"/>
+        <w:ind w:left="720" w:hanging="360"/>
+      </w:pPr>
+      <w:r>
+        <w:rPr>
+          <w:rtl w:val="0"/>
+        </w:rPr>
+        <w:t xml:space="preserve">Add timeout to every provider call, max 30 seconds.</w:t>
+      </w:r>
+    </w:p>
+    <w:p>
+      <w:pPr>
+        <w:numPr>
+          <w:ilvl w:val="0"/>
+          <w:numId w:val="1"/>
+        </w:numPr>
+        <w:spacing w:after="0" w:afterAutospacing="0" w:before="0" w:beforeAutospacing="0" w:lineRule="auto"/>
+        <w:ind w:left="720" w:hanging="360"/>
+      </w:pPr>
+      <w:r>
+        <w:rPr>
+          <w:rtl w:val="0"/>
+        </w:rPr>
+        <w:t xml:space="preserve">Add AbortController where supported.</w:t>
+      </w:r>
+    </w:p>
+    <w:p>
+      <w:pPr>
+        <w:numPr>
+          <w:ilvl w:val="0"/>
+          <w:numId w:val="1"/>
+        </w:numPr>
+        <w:spacing w:after="0" w:afterAutospacing="0" w:before="0" w:beforeAutospacing="0" w:lineRule="auto"/>
+        <w:ind w:left="720" w:hanging="360"/>
+      </w:pPr>
+      <w:r>
+        <w:rPr>
+          <w:rtl w:val="0"/>
+        </w:rPr>
+        <w:t xml:space="preserve">Always clear loading state in finally{}.</w:t>
+      </w:r>
+    </w:p>
+    <w:p>
+      <w:pPr>
+        <w:numPr>
+          <w:ilvl w:val="0"/>
+          <w:numId w:val="1"/>
+        </w:numPr>
+        <w:spacing w:after="0" w:afterAutospacing="0" w:before="0" w:beforeAutospacing="0" w:lineRule="auto"/>
+        <w:ind w:left="720" w:hanging="360"/>
+      </w:pPr>
+      <w:r>
+        <w:rPr>
+          <w:rtl w:val="0"/>
+        </w:rPr>
+        <w:t xml:space="preserve">Always re-enable send button in finally{}.</w:t>
+      </w:r>
+    </w:p>
+    <w:p>
+      <w:pPr>
+        <w:numPr>
+          <w:ilvl w:val="0"/>
+          <w:numId w:val="1"/>
+        </w:numPr>
+        <w:spacing w:after="0" w:afterAutospacing="0" w:before="0" w:beforeAutospacing="0" w:lineRule="auto"/>
+        <w:ind w:left="720" w:hanging="360"/>
+      </w:pPr>
+      <w:r>
+        <w:rPr>
+          <w:rtl w:val="0"/>
+        </w:rPr>
+        <w:t xml:space="preserve">If provider fails or times out, move to next valid provider.</w:t>
+      </w:r>
+    </w:p>
+    <w:p>
+      <w:pPr>
+        <w:numPr>
+          <w:ilvl w:val="0"/>
+          <w:numId w:val="1"/>
+        </w:numPr>
+        <w:spacing w:after="0" w:afterAutospacing="0" w:before="0" w:beforeAutospacing="0" w:lineRule="auto"/>
+        <w:ind w:left="720" w:hanging="360"/>
+      </w:pPr>
+      <w:r>
+        <w:rPr>
+          <w:rtl w:val="0"/>
+        </w:rPr>
+        <w:t xml:space="preserve">If all fail, show clear error. Do not spin forever.</w:t>
+      </w:r>
+    </w:p>
+    <w:p>
+      <w:pPr>
+        <w:numPr>
+          <w:ilvl w:val="0"/>
+          <w:numId w:val="1"/>
+        </w:numPr>
+        <w:spacing w:after="240" w:before="0" w:beforeAutospacing="0" w:lineRule="auto"/>
+        <w:ind w:left="720" w:hanging="360"/>
+      </w:pPr>
+      <w:r>
+        <w:rPr>
+          <w:rtl w:val="0"/>
+        </w:rPr>
+        <w:t xml:space="preserve">Do not return unchanged image as success.</w:t>
+      </w:r>
+    </w:p>
+    <w:p>
+      <w:pPr>
+        <w:spacing w:after="240" w:before="240" w:lineRule="auto"/>
+        <w:rPr/>
+      </w:pPr>
+      <w:r>
+        <w:rPr>
+          <w:rtl w:val="0"/>
+        </w:rPr>
+        <w:t xml:space="preserve">Debug line:</w:t>
+        <w:br w:type="textWrapping"/>
+        <w:t xml:space="preserve"> taskType | provider | canEditImage | maskPresent | timedOut | outputChanged</w:t>
+      </w:r>
+    </w:p>
+    <w:p>
+      <w:pPr>
+        <w:spacing w:after="240" w:before="240" w:lineRule="auto"/>
+        <w:rPr/>
+      </w:pPr>
+      <w:r>
+        <w:rPr>
+          <w:rtl w:val="0"/>
+        </w:rPr>
+        <w:t xml:space="preserve">Minimal patch only. Do not rebuild.</w:t>
+      </w:r>
+    </w:p>
+    <w:p>
+      <w:pPr>
+        <w:spacing w:after="240" w:before="240" w:lineRule="auto"/>
+        <w:rPr/>
+      </w:pPr>
+      <w:r>
+        <w:rPr>
+          <w:rtl w:val="0"/>
+        </w:rPr>
+        <w:t xml:space="preserve">Key line: </w:t>
+      </w:r>
+      <w:r>
+        <w:rPr>
+          <w:b w:val="1"/>
+          <w:bCs w:val="1"/>
+          <w:rtl w:val="0"/>
+        </w:rPr>
+        <w:t xml:space="preserve">always clear loading state in </w:t>
+      </w:r>
+      <w:r>
+        <w:rPr>
+          <w:rFonts w:ascii="Roboto Mono" w:cs="Roboto Mono" w:eastAsia="Roboto Mono" w:hAnsi="Roboto Mono"/>
+          <w:b w:val="1"/>
+          <w:bCs w:val="1"/>
+          <w:color w:val="188038"/>
+          <w:rtl w:val="0"/>
+        </w:rPr>
+        <w:t xml:space="preserve">finally{}</w:t>
+      </w:r>
+      <w:r>
+        <w:rPr>
+          <w:rtl w:val="0"/>
+        </w:rPr>
+        <w:t xml:space="preserve">. That is probably why it hangs.</w:t>
+      </w:r>
+    </w:p>
+    <w:p>
+      <w:pPr>
+        <w:spacing w:after="240" w:before="240" w:lineRule="auto"/>
+        <w:rPr/>
+      </w:pPr>
+      <w:r>
+        <w:rPr>
+          <w:rtl w:val="0"/>
+        </w:rPr>
+      </w:r>
+    </w:p>
+    <w:p>
+      <w:pPr>
+        <w:spacing w:after="240" w:before="240" w:lineRule="auto"/>
+        <w:rPr/>
+      </w:pPr>
+      <w:r>
+        <w:rPr>
+          <w:rtl w:val="0"/>
+        </w:rPr>
+        <w:t xml:space="preserve">Fix hang + wrong provider.</w:t>
+      </w:r>
+    </w:p>
+    <w:p>
+      <w:pPr>
+        <w:numPr>
+          <w:ilvl w:val="0"/>
+          <w:numId w:val="4"/>
+        </w:numPr>
+        <w:spacing w:after="0" w:afterAutospacing="0" w:before="240" w:lineRule="auto"/>
+        <w:ind w:left="720" w:hanging="360"/>
+      </w:pPr>
+      <w:r>
+        <w:rPr>
+          <w:rtl w:val="0"/>
+        </w:rPr>
+        <w:t xml:space="preserve">Do NOT route image edits to HF Mistral (text-only).</w:t>
+      </w:r>
+    </w:p>
+    <w:p>
+      <w:pPr>
+        <w:numPr>
+          <w:ilvl w:val="0"/>
+          <w:numId w:val="4"/>
+        </w:numPr>
+        <w:spacing w:after="240" w:before="0" w:beforeAutospacing="0" w:lineRule="auto"/>
+        <w:ind w:left="720" w:hanging="360"/>
+      </w:pPr>
+      <w:r>
+        <w:rPr>
+          <w:rtl w:val="0"/>
+        </w:rPr>
+        <w:t xml:space="preserve">Use Mistral only for prompt rewrite, not editing.</w:t>
+      </w:r>
+    </w:p>
+    <w:p>
+      <w:pPr>
+        <w:spacing w:after="240" w:before="240" w:lineRule="auto"/>
+        <w:rPr/>
+      </w:pPr>
+      <w:r>
+        <w:rPr>
+          <w:rtl w:val="0"/>
+        </w:rPr>
+        <w:t xml:space="preserve">For ADD_OBJECT / edits:</w:t>
+      </w:r>
+    </w:p>
+    <w:p>
+      <w:pPr>
+        <w:numPr>
+          <w:ilvl w:val="0"/>
+          <w:numId w:val="5"/>
+        </w:numPr>
+        <w:spacing w:after="0" w:afterAutospacing="0" w:before="240" w:lineRule="auto"/>
+        <w:ind w:left="720" w:hanging="360"/>
+      </w:pPr>
+      <w:r>
+        <w:rPr>
+          <w:rtl w:val="0"/>
+        </w:rPr>
+        <w:t xml:space="preserve">require provider with image input + image output + inpainting</w:t>
+      </w:r>
+    </w:p>
+    <w:p>
+      <w:pPr>
+        <w:numPr>
+          <w:ilvl w:val="0"/>
+          <w:numId w:val="5"/>
+        </w:numPr>
+        <w:spacing w:after="0" w:afterAutospacing="0" w:before="0" w:beforeAutospacing="0" w:lineRule="auto"/>
+        <w:ind w:left="720" w:hanging="360"/>
+      </w:pPr>
+      <w:r>
+        <w:rPr>
+          <w:rFonts w:ascii="Arial Unicode MS" w:cs="Arial Unicode MS" w:eastAsia="Arial Unicode MS" w:hAnsi="Arial Unicode MS"/>
+          <w:rtl w:val="0"/>
+        </w:rPr>
+        <w:t xml:space="preserve">if none → show “image-edit provider needed”</w:t>
+      </w:r>
+    </w:p>
+    <w:p>
+      <w:pPr>
+        <w:numPr>
+          <w:ilvl w:val="0"/>
+          <w:numId w:val="5"/>
+        </w:numPr>
+        <w:spacing w:after="240" w:before="0" w:beforeAutospacing="0" w:lineRule="auto"/>
+        <w:ind w:left="720" w:hanging="360"/>
+      </w:pPr>
+      <w:r>
+        <w:rPr>
+          <w:rtl w:val="0"/>
+        </w:rPr>
+        <w:t xml:space="preserve">do NOT return same image as success</w:t>
+      </w:r>
+    </w:p>
+    <w:p>
+      <w:pPr>
+        <w:spacing w:after="240" w:before="240" w:lineRule="auto"/>
+        <w:rPr/>
+      </w:pPr>
+      <w:r>
+        <w:rPr>
+          <w:rtl w:val="0"/>
+        </w:rPr>
         <w:t xml:space="preserve">Fix hang:</w:t>
       </w:r>
     </w:p>
@@ -170,7 +508,7 @@
       <w:pPr>
         <w:numPr>
           <w:ilvl w:val="0"/>
-          <w:numId w:val="1"/>
+          <w:numId w:val="2"/>
         </w:numPr>
         <w:spacing w:after="0" w:afterAutospacing="0" w:before="240" w:lineRule="auto"/>
         <w:ind w:left="720" w:hanging="360"/>
@@ -186,7 +524,7 @@
       <w:pPr>
         <w:numPr>
           <w:ilvl w:val="0"/>
-          <w:numId w:val="1"/>
+          <w:numId w:val="2"/>
         </w:numPr>
         <w:spacing w:after="0" w:afterAutospacing="0" w:before="0" w:beforeAutospacing="0" w:lineRule="auto"/>
         <w:ind w:left="720" w:hanging="360"/>
@@ -202,7 +540,7 @@
       <w:pPr>
         <w:numPr>
           <w:ilvl w:val="0"/>
-          <w:numId w:val="1"/>
+          <w:numId w:val="2"/>
         </w:numPr>
         <w:spacing w:after="0" w:afterAutospacing="0" w:before="0" w:beforeAutospacing="0" w:lineRule="auto"/>
         <w:ind w:left="720" w:hanging="360"/>
@@ -218,7 +556,7 @@
       <w:pPr>
         <w:numPr>
           <w:ilvl w:val="0"/>
-          <w:numId w:val="1"/>
+          <w:numId w:val="2"/>
         </w:numPr>
         <w:spacing w:after="0" w:afterAutospacing="0" w:before="0" w:beforeAutospacing="0" w:lineRule="auto"/>
         <w:ind w:left="720" w:hanging="360"/>
@@ -234,7 +572,7 @@
       <w:pPr>
         <w:numPr>
           <w:ilvl w:val="0"/>
-          <w:numId w:val="1"/>
+          <w:numId w:val="2"/>
         </w:numPr>
         <w:spacing w:after="0" w:afterAutospacing="0" w:before="0" w:beforeAutospacing="0" w:lineRule="auto"/>
         <w:ind w:left="720" w:hanging="360"/>
@@ -251,7 +589,7 @@
       <w:pPr>
         <w:numPr>
           <w:ilvl w:val="0"/>
-          <w:numId w:val="1"/>
+          <w:numId w:val="2"/>
         </w:numPr>
         <w:spacing w:after="240" w:before="0" w:beforeAutospacing="0" w:lineRule="auto"/>
         <w:ind w:left="720" w:hanging="360"/>
@@ -314,8 +652,8 @@
   <w:abstractNum w:abstractNumId="1">
     <w:lvl w:ilvl="0">
       <w:start w:val="1"/>
-      <w:numFmt w:val="bullet"/>
-      <w:lvlText w:val="●"/>
+      <w:numFmt w:val="decimal"/>
+      <w:lvlText w:val="%1."/>
       <w:lvlJc w:val="left"/>
       <w:pPr>
         <w:ind w:left="720" w:hanging="360"/>
@@ -326,8 +664,8 @@
     </w:lvl>
     <w:lvl w:ilvl="1">
       <w:start w:val="1"/>
-      <w:numFmt w:val="bullet"/>
-      <w:lvlText w:val="○"/>
+      <w:numFmt w:val="lowerLetter"/>
+      <w:lvlText w:val="%2."/>
       <w:lvlJc w:val="left"/>
       <w:pPr>
         <w:ind w:left="1440" w:hanging="360"/>
@@ -338,8 +676,8 @@
     </w:lvl>
     <w:lvl w:ilvl="2">
       <w:start w:val="1"/>
-      <w:numFmt w:val="bullet"/>
-      <w:lvlText w:val="■"/>
+      <w:numFmt w:val="lowerRoman"/>
+      <w:lvlText w:val="%3."/>
       <w:lvlJc w:val="left"/>
       <w:pPr>
         <w:ind w:left="2160" w:hanging="360"/>
@@ -350,8 +688,8 @@
     </w:lvl>
     <w:lvl w:ilvl="3">
       <w:start w:val="1"/>
-      <w:numFmt w:val="bullet"/>
-      <w:lvlText w:val="●"/>
+      <w:numFmt w:val="decimal"/>
+      <w:lvlText w:val="%4."/>
       <w:lvlJc w:val="left"/>
       <w:pPr>
         <w:ind w:left="2880" w:hanging="360"/>
@@ -362,8 +700,8 @@
     </w:lvl>
     <w:lvl w:ilvl="4">
       <w:start w:val="1"/>
-      <w:numFmt w:val="bullet"/>
-      <w:lvlText w:val="○"/>
+      <w:numFmt w:val="lowerLetter"/>
+      <w:lvlText w:val="%5."/>
       <w:lvlJc w:val="left"/>
       <w:pPr>
         <w:ind w:left="3600" w:hanging="360"/>
@@ -374,8 +712,8 @@
     </w:lvl>
     <w:lvl w:ilvl="5">
       <w:start w:val="1"/>
-      <w:numFmt w:val="bullet"/>
-      <w:lvlText w:val="■"/>
+      <w:numFmt w:val="lowerRoman"/>
+      <w:lvlText w:val="%6."/>
       <w:lvlJc w:val="left"/>
       <w:pPr>
         <w:ind w:left="4320" w:hanging="360"/>
@@ -386,8 +724,8 @@
     </w:lvl>
     <w:lvl w:ilvl="6">
       <w:start w:val="1"/>
-      <w:numFmt w:val="bullet"/>
-      <w:lvlText w:val="●"/>
+      <w:numFmt w:val="decimal"/>
+      <w:lvlText w:val="%7."/>
       <w:lvlJc w:val="left"/>
       <w:pPr>
         <w:ind w:left="5040" w:hanging="360"/>
@@ -398,8 +736,8 @@
     </w:lvl>
     <w:lvl w:ilvl="7">
       <w:start w:val="1"/>
-      <w:numFmt w:val="bullet"/>
-      <w:lvlText w:val="○"/>
+      <w:numFmt w:val="lowerLetter"/>
+      <w:lvlText w:val="%8."/>
       <w:lvlJc w:val="left"/>
       <w:pPr>
         <w:ind w:left="5760" w:hanging="360"/>
@@ -410,8 +748,8 @@
     </w:lvl>
     <w:lvl w:ilvl="8">
       <w:start w:val="1"/>
-      <w:numFmt w:val="bullet"/>
-      <w:lvlText w:val="■"/>
+      <w:numFmt w:val="lowerRoman"/>
+      <w:lvlText w:val="%9."/>
       <w:lvlJc w:val="left"/>
       <w:pPr>
         <w:ind w:left="6480" w:hanging="360"/>
@@ -532,6 +870,226 @@
     </w:lvl>
   </w:abstractNum>
   <w:abstractNum w:abstractNumId="3">
+    <w:lvl w:ilvl="0">
+      <w:start w:val="1"/>
+      <w:numFmt w:val="decimal"/>
+      <w:lvlText w:val="%1."/>
+      <w:lvlJc w:val="left"/>
+      <w:pPr>
+        <w:ind w:left="720" w:hanging="360"/>
+      </w:pPr>
+      <w:rPr>
+        <w:u w:val="none"/>
+      </w:rPr>
+    </w:lvl>
+    <w:lvl w:ilvl="1">
+      <w:start w:val="1"/>
+      <w:numFmt w:val="bullet"/>
+      <w:lvlText w:val="○"/>
+      <w:lvlJc w:val="left"/>
+      <w:pPr>
+        <w:ind w:left="1440" w:hanging="360"/>
+      </w:pPr>
+      <w:rPr>
+        <w:u w:val="none"/>
+      </w:rPr>
+    </w:lvl>
+    <w:lvl w:ilvl="2">
+      <w:start w:val="1"/>
+      <w:numFmt w:val="lowerRoman"/>
+      <w:lvlText w:val="%3."/>
+      <w:lvlJc w:val="left"/>
+      <w:pPr>
+        <w:ind w:left="2160" w:hanging="360"/>
+      </w:pPr>
+      <w:rPr>
+        <w:u w:val="none"/>
+      </w:rPr>
+    </w:lvl>
+    <w:lvl w:ilvl="3">
+      <w:start w:val="1"/>
+      <w:numFmt w:val="decimal"/>
+      <w:lvlText w:val="%4."/>
+      <w:lvlJc w:val="left"/>
+      <w:pPr>
+        <w:ind w:left="2880" w:hanging="360"/>
+      </w:pPr>
+      <w:rPr>
+        <w:u w:val="none"/>
+      </w:rPr>
+    </w:lvl>
+    <w:lvl w:ilvl="4">
+      <w:start w:val="1"/>
+      <w:numFmt w:val="lowerLetter"/>
+      <w:lvlText w:val="%5."/>
+      <w:lvlJc w:val="left"/>
+      <w:pPr>
+        <w:ind w:left="3600" w:hanging="360"/>
+      </w:pPr>
+      <w:rPr>
+        <w:u w:val="none"/>
+      </w:rPr>
+    </w:lvl>
+    <w:lvl w:ilvl="5">
+      <w:start w:val="1"/>
+      <w:numFmt w:val="lowerRoman"/>
+      <w:lvlText w:val="%6."/>
+      <w:lvlJc w:val="left"/>
+      <w:pPr>
+        <w:ind w:left="4320" w:hanging="360"/>
+      </w:pPr>
+      <w:rPr>
+        <w:u w:val="none"/>
+      </w:rPr>
+    </w:lvl>
+    <w:lvl w:ilvl="6">
+      <w:start w:val="1"/>
+      <w:numFmt w:val="decimal"/>
+      <w:lvlText w:val="%7."/>
+      <w:lvlJc w:val="left"/>
+      <w:pPr>
+        <w:ind w:left="5040" w:hanging="360"/>
+      </w:pPr>
+      <w:rPr>
+        <w:u w:val="none"/>
+      </w:rPr>
+    </w:lvl>
+    <w:lvl w:ilvl="7">
+      <w:start w:val="1"/>
+      <w:numFmt w:val="lowerLetter"/>
+      <w:lvlText w:val="%8."/>
+      <w:lvlJc w:val="left"/>
+      <w:pPr>
+        <w:ind w:left="5760" w:hanging="360"/>
+      </w:pPr>
+      <w:rPr>
+        <w:u w:val="none"/>
+      </w:rPr>
+    </w:lvl>
+    <w:lvl w:ilvl="8">
+      <w:start w:val="1"/>
+      <w:numFmt w:val="lowerRoman"/>
+      <w:lvlText w:val="%9."/>
+      <w:lvlJc w:val="left"/>
+      <w:pPr>
+        <w:ind w:left="6480" w:hanging="360"/>
+      </w:pPr>
+      <w:rPr>
+        <w:u w:val="none"/>
+      </w:rPr>
+    </w:lvl>
+  </w:abstractNum>
+  <w:abstractNum w:abstractNumId="4">
+    <w:lvl w:ilvl="0">
+      <w:start w:val="1"/>
+      <w:numFmt w:val="bullet"/>
+      <w:lvlText w:val="●"/>
+      <w:lvlJc w:val="left"/>
+      <w:pPr>
+        <w:ind w:left="720" w:hanging="360"/>
+      </w:pPr>
+      <w:rPr>
+        <w:u w:val="none"/>
+      </w:rPr>
+    </w:lvl>
+    <w:lvl w:ilvl="1">
+      <w:start w:val="1"/>
+      <w:numFmt w:val="bullet"/>
+      <w:lvlText w:val="○"/>
+      <w:lvlJc w:val="left"/>
+      <w:pPr>
+        <w:ind w:left="1440" w:hanging="360"/>
+      </w:pPr>
+      <w:rPr>
+        <w:u w:val="none"/>
+      </w:rPr>
+    </w:lvl>
+    <w:lvl w:ilvl="2">
+      <w:start w:val="1"/>
+      <w:numFmt w:val="bullet"/>
+      <w:lvlText w:val="■"/>
+      <w:lvlJc w:val="left"/>
+      <w:pPr>
+        <w:ind w:left="2160" w:hanging="360"/>
+      </w:pPr>
+      <w:rPr>
+        <w:u w:val="none"/>
+      </w:rPr>
+    </w:lvl>
+    <w:lvl w:ilvl="3">
+      <w:start w:val="1"/>
+      <w:numFmt w:val="bullet"/>
+      <w:lvlText w:val="●"/>
+      <w:lvlJc w:val="left"/>
+      <w:pPr>
+        <w:ind w:left="2880" w:hanging="360"/>
+      </w:pPr>
+      <w:rPr>
+        <w:u w:val="none"/>
+      </w:rPr>
+    </w:lvl>
+    <w:lvl w:ilvl="4">
+      <w:start w:val="1"/>
+      <w:numFmt w:val="bullet"/>
+      <w:lvlText w:val="○"/>
+      <w:lvlJc w:val="left"/>
+      <w:pPr>
+        <w:ind w:left="3600" w:hanging="360"/>
+      </w:pPr>
+      <w:rPr>
+        <w:u w:val="none"/>
+      </w:rPr>
+    </w:lvl>
+    <w:lvl w:ilvl="5">
+      <w:start w:val="1"/>
+      <w:numFmt w:val="bullet"/>
+      <w:lvlText w:val="■"/>
+      <w:lvlJc w:val="left"/>
+      <w:pPr>
+        <w:ind w:left="4320" w:hanging="360"/>
+      </w:pPr>
+      <w:rPr>
+        <w:u w:val="none"/>
+      </w:rPr>
+    </w:lvl>
+    <w:lvl w:ilvl="6">
+      <w:start w:val="1"/>
+      <w:numFmt w:val="bullet"/>
+      <w:lvlText w:val="●"/>
+      <w:lvlJc w:val="left"/>
+      <w:pPr>
+        <w:ind w:left="5040" w:hanging="360"/>
+      </w:pPr>
+      <w:rPr>
+        <w:u w:val="none"/>
+      </w:rPr>
+    </w:lvl>
+    <w:lvl w:ilvl="7">
+      <w:start w:val="1"/>
+      <w:numFmt w:val="bullet"/>
+      <w:lvlText w:val="○"/>
+      <w:lvlJc w:val="left"/>
+      <w:pPr>
+        <w:ind w:left="5760" w:hanging="360"/>
+      </w:pPr>
+      <w:rPr>
+        <w:u w:val="none"/>
+      </w:rPr>
+    </w:lvl>
+    <w:lvl w:ilvl="8">
+      <w:start w:val="1"/>
+      <w:numFmt w:val="bullet"/>
+      <w:lvlText w:val="■"/>
+      <w:lvlJc w:val="left"/>
+      <w:pPr>
+        <w:ind w:left="6480" w:hanging="360"/>
+      </w:pPr>
+      <w:rPr>
+        <w:u w:val="none"/>
+      </w:rPr>
+    </w:lvl>
+  </w:abstractNum>
+  <w:abstractNum w:abstractNumId="5">
     <w:lvl w:ilvl="0">
       <w:start w:val="1"/>
       <w:numFmt w:val="bullet"/>
@@ -649,6 +1207,12 @@
   </w:num>
   <w:num w:numId="3">
     <w:abstractNumId w:val="3"/>
+  </w:num>
+  <w:num w:numId="4">
+    <w:abstractNumId w:val="4"/>
+  </w:num>
+  <w:num w:numId="5">
+    <w:abstractNumId w:val="5"/>
   </w:num>
 </w:numbering>
 </file>
